--- a/20260904前端优化提交清单.docx
+++ b/20260904前端优化提交清单.docx
@@ -2053,6 +2053,88 @@
           <w:tcPr>
             <w:tcW w:w="1200" w:type="dxa"/>
             <w:shd w:val="clear" w:color="auto" w:fill="FFFFFF"/>
+          </w:tcPr>
+          <w:p>
+            <w:pPr>
+              <w:spacing w:after="60" w:before="60"/>
+            </w:pPr>
+            <w:r>
+              <w:rPr>
+                <w:sz w:val="19"/>
+                <w:szCs w:val="19"/>
+                <w:color w:val="374151"/>
+                <w:rFonts w:ascii="Microsoft YaHei" w:eastAsia="Microsoft YaHei"/>
+              </w:rPr>
+              <w:t>已确认上线</w:t>
+            </w:r>
+          </w:p>
+        </w:tc>
+      </w:tr>
+      <w:tr>
+        <w:tc>
+          <w:tcPr>
+            <w:tcW w:w="800" w:type="dxa"/>
+            <w:shd w:val="clear" w:color="auto" w:fill="FAFAFA"/>
+          </w:tcPr>
+          <w:p>
+            <w:pPr>
+              <w:spacing w:after="60" w:before="60"/>
+            </w:pPr>
+            <w:r>
+              <w:rPr>
+                <w:sz w:val="19"/>
+                <w:szCs w:val="19"/>
+                <w:color w:val="374151"/>
+                <w:rFonts w:ascii="Microsoft YaHei" w:eastAsia="Microsoft YaHei"/>
+              </w:rPr>
+              <w:t>12</w:t>
+            </w:r>
+          </w:p>
+        </w:tc>
+        <w:tc>
+          <w:tcPr>
+            <w:tcW w:w="1800" w:type="dxa"/>
+            <w:shd w:val="clear" w:color="auto" w:fill="FAFAFA"/>
+          </w:tcPr>
+          <w:p>
+            <w:pPr>
+              <w:spacing w:after="60" w:before="60"/>
+            </w:pPr>
+            <w:r>
+              <w:rPr>
+                <w:sz w:val="19"/>
+                <w:szCs w:val="19"/>
+                <w:color w:val="374151"/>
+                <w:rFonts w:ascii="Microsoft YaHei" w:eastAsia="Microsoft YaHei"/>
+              </w:rPr>
+              <w:t>下拉选项防截断完整展示</w:t>
+            </w:r>
+          </w:p>
+        </w:tc>
+        <w:tc>
+          <w:tcPr>
+            <w:tcW w:w="6200" w:type="dxa"/>
+            <w:shd w:val="clear" w:color="auto" w:fill="FAFAFA"/>
+          </w:tcPr>
+          <w:p>
+            <w:pPr>
+              <w:spacing w:after="60" w:before="60"/>
+            </w:pPr>
+            <w:r>
+              <w:rPr>
+                <w:sz w:val="19"/>
+                <w:szCs w:val="19"/>
+                <w:color w:val="374151"/>
+                <w:rFonts w:ascii="Microsoft YaHei" w:eastAsia="Microsoft YaHei"/>
+              </w:rPr>
+              <w:t>【产品分类】与【问题模块】下拉选项去除 truncate 截断折叠限制，采用自适应换行（whitespace-normal break-words leading-relaxed），面板宽度扩展为 min-w-full w-max max-w-[480px]，右侧模块下拉靠右展开防越界，确保超长选项名称 100% 完整可见。</w:t>
+            </w:r>
+          </w:p>
+        </w:tc>
+        <w:tc>
+          <w:tcPr>
+            <w:tcW w:w="1200" w:type="dxa"/>
+            <w:shd w:val="clear" w:color="auto" w:fill="FAFAFA"/>
           </w:tcPr>
           <w:p>
             <w:pPr>

--- a/20260904前端优化提交清单.docx
+++ b/20260904前端优化提交清单.docx
@@ -771,7 +771,7 @@
                 <w:color w:val="374151"/>
                 <w:rFonts w:ascii="Microsoft YaHei" w:eastAsia="Microsoft YaHei"/>
               </w:rPr>
-              <w:t>筛选容器与下方按钮操作区之间、按钮操作区与列表容器之间的间距统一调定为 10px（mb-[10px]）；操作按钮圆角统一调整为 10px（rounded-[10px]），告别过度圆角。</w:t>
+              <w:t>筛选容器与下方按钮操作区之间间距调整为 15px（mb-[15px]），按钮操作区与下方列表容器之间间距调整为 5px（mb-[5px]）；操作按钮圆角统一调整为 10px（rounded-[10px]）。</w:t>
             </w:r>
           </w:p>
         </w:tc>
